--- a/v2/local_llm_es_v2.docx
+++ b/v2/local_llm_es_v2.docx
@@ -5635,7 +5635,23 @@
       </w:r>
       <w:proofErr w:type="spellEnd"/>
       <w:r>
-        <w:t xml:space="preserve"> que ya usan contenedores, pipelines de CI/CD, entornos multi-developer</w:t>
+        <w:t xml:space="preserve"> que </w:t>
+      </w:r>
+      <w:proofErr w:type="spellStart"/>
+      <w:r>
+        <w:t>ya</w:t>
+      </w:r>
+      <w:proofErr w:type="spellEnd"/>
+      <w:r>
+        <w:t xml:space="preserve"> </w:t>
+      </w:r>
+      <w:proofErr w:type="spellStart"/>
+      <w:r>
+        <w:t>usan</w:t>
+      </w:r>
+      <w:proofErr w:type="spellEnd"/>
+      <w:r>
+        <w:t xml:space="preserve"> contenedores, pipelines de CI/CD, entornos multi-developer</w:t>
       </w:r>
     </w:p>
     <w:p>
@@ -6842,34 +6858,47 @@
           </mc:Fallback>
         </mc:AlternateContent>
       </w:r>
-      <w:hyperlink r:id="rId9" w:history="1">
-        <w:r>
-          <w:rPr>
-            <w:rStyle w:val="Hiperligao"/>
-            <w:color w:val="2E75B6"/>
-            <w:lang w:val="es-ES_tradnl"/>
-          </w:rPr>
-          <w:t xml:space="preserve">Ollama — </w:t>
-        </w:r>
-        <w:proofErr w:type="spellStart"/>
-        <w:r>
-          <w:rPr>
-            <w:rStyle w:val="Hiperligao"/>
-            <w:color w:val="2E75B6"/>
-            <w:lang w:val="es-ES_tradnl"/>
-          </w:rPr>
-          <w:t>LLMs</w:t>
-        </w:r>
-        <w:proofErr w:type="spellEnd"/>
-        <w:r>
-          <w:rPr>
-            <w:rStyle w:val="Hiperligao"/>
-            <w:color w:val="2E75B6"/>
-            <w:lang w:val="es-ES_tradnl"/>
-          </w:rPr>
-          <w:t xml:space="preserve"> locales</w:t>
-        </w:r>
-      </w:hyperlink>
+      <w:r>
+        <w:fldChar w:fldCharType="begin"/>
+      </w:r>
+      <w:r>
+        <w:rPr>
+          <w:lang w:val="es-ES_tradnl"/>
+        </w:rPr>
+        <w:instrText>HYPERLINK "https://ollama.com/"</w:instrText>
+      </w:r>
+      <w:r>
+        <w:fldChar w:fldCharType="separate"/>
+      </w:r>
+      <w:r>
+        <w:rPr>
+          <w:rStyle w:val="Hiperligao"/>
+          <w:color w:val="2E75B6"/>
+          <w:lang w:val="es-ES_tradnl"/>
+        </w:rPr>
+        <w:t xml:space="preserve">Ollama — </w:t>
+      </w:r>
+      <w:proofErr w:type="spellStart"/>
+      <w:r>
+        <w:rPr>
+          <w:rStyle w:val="Hiperligao"/>
+          <w:color w:val="2E75B6"/>
+          <w:lang w:val="es-ES_tradnl"/>
+        </w:rPr>
+        <w:t>LLMs</w:t>
+      </w:r>
+      <w:proofErr w:type="spellEnd"/>
+      <w:r>
+        <w:rPr>
+          <w:rStyle w:val="Hiperligao"/>
+          <w:color w:val="2E75B6"/>
+          <w:lang w:val="es-ES_tradnl"/>
+        </w:rPr>
+        <w:t xml:space="preserve"> locales</w:t>
+      </w:r>
+      <w:r>
+        <w:fldChar w:fldCharType="end"/>
+      </w:r>
     </w:p>
     <w:p>
       <w:pPr>
@@ -6887,16 +6916,29 @@
         </w:rPr>
         <w:t xml:space="preserve">→  </w:t>
       </w:r>
-      <w:hyperlink r:id="rId10" w:history="1">
-        <w:r>
-          <w:rPr>
-            <w:rStyle w:val="Hiperligao"/>
-            <w:color w:val="2E75B6"/>
-            <w:lang w:val="en-US"/>
-          </w:rPr>
-          <w:t>LM Studio</w:t>
-        </w:r>
-      </w:hyperlink>
+      <w:r>
+        <w:fldChar w:fldCharType="begin"/>
+      </w:r>
+      <w:r>
+        <w:rPr>
+          <w:lang w:val="en-US"/>
+        </w:rPr>
+        <w:instrText>HYPERLINK "https://lmstudio.ai/"</w:instrText>
+      </w:r>
+      <w:r>
+        <w:fldChar w:fldCharType="separate"/>
+      </w:r>
+      <w:r>
+        <w:rPr>
+          <w:rStyle w:val="Hiperligao"/>
+          <w:color w:val="2E75B6"/>
+          <w:lang w:val="en-US"/>
+        </w:rPr>
+        <w:t>LM Studio</w:t>
+      </w:r>
+      <w:r>
+        <w:fldChar w:fldCharType="end"/>
+      </w:r>
     </w:p>
     <w:p>
       <w:pPr>
@@ -6914,16 +6956,29 @@
         </w:rPr>
         <w:t xml:space="preserve">→  </w:t>
       </w:r>
-      <w:hyperlink r:id="rId11" w:history="1">
-        <w:r>
-          <w:rPr>
-            <w:rStyle w:val="Hiperligao"/>
-            <w:color w:val="2E75B6"/>
-            <w:lang w:val="en-US"/>
-          </w:rPr>
-          <w:t>Jan — Privacy-First Local AI</w:t>
-        </w:r>
-      </w:hyperlink>
+      <w:r>
+        <w:fldChar w:fldCharType="begin"/>
+      </w:r>
+      <w:r>
+        <w:rPr>
+          <w:lang w:val="en-US"/>
+        </w:rPr>
+        <w:instrText>HYPERLINK "https://www.jan.ai/"</w:instrText>
+      </w:r>
+      <w:r>
+        <w:fldChar w:fldCharType="separate"/>
+      </w:r>
+      <w:r>
+        <w:rPr>
+          <w:rStyle w:val="Hiperligao"/>
+          <w:color w:val="2E75B6"/>
+          <w:lang w:val="en-US"/>
+        </w:rPr>
+        <w:t>Jan — Privacy-First Local AI</w:t>
+      </w:r>
+      <w:r>
+        <w:fldChar w:fldCharType="end"/>
+      </w:r>
     </w:p>
     <w:p>
       <w:pPr>
@@ -6941,16 +6996,29 @@
         </w:rPr>
         <w:t xml:space="preserve">→  </w:t>
       </w:r>
-      <w:hyperlink r:id="rId12" w:history="1">
-        <w:r>
-          <w:rPr>
-            <w:rStyle w:val="Hiperligao"/>
-            <w:color w:val="2E75B6"/>
-            <w:lang w:val="en-US"/>
-          </w:rPr>
-          <w:t>GPT4All</w:t>
-        </w:r>
-      </w:hyperlink>
+      <w:r>
+        <w:fldChar w:fldCharType="begin"/>
+      </w:r>
+      <w:r>
+        <w:rPr>
+          <w:lang w:val="en-US"/>
+        </w:rPr>
+        <w:instrText>HYPERLINK "https://www.nomic.ai/gpt4all"</w:instrText>
+      </w:r>
+      <w:r>
+        <w:fldChar w:fldCharType="separate"/>
+      </w:r>
+      <w:r>
+        <w:rPr>
+          <w:rStyle w:val="Hiperligao"/>
+          <w:color w:val="2E75B6"/>
+          <w:lang w:val="en-US"/>
+        </w:rPr>
+        <w:t>GPT4All</w:t>
+      </w:r>
+      <w:r>
+        <w:fldChar w:fldCharType="end"/>
+      </w:r>
     </w:p>
     <w:p>
       <w:pPr>
@@ -6968,26 +7036,39 @@
         </w:rPr>
         <w:t xml:space="preserve">→  </w:t>
       </w:r>
-      <w:hyperlink r:id="rId13" w:history="1">
-        <w:proofErr w:type="spellStart"/>
-        <w:r>
-          <w:rPr>
-            <w:rStyle w:val="Hiperligao"/>
-            <w:color w:val="2E75B6"/>
-            <w:lang w:val="en-US"/>
-          </w:rPr>
-          <w:t>Podman</w:t>
-        </w:r>
-        <w:proofErr w:type="spellEnd"/>
-        <w:r>
-          <w:rPr>
-            <w:rStyle w:val="Hiperligao"/>
-            <w:color w:val="2E75B6"/>
-            <w:lang w:val="en-US"/>
-          </w:rPr>
-          <w:t xml:space="preserve"> Desktop AI Lab</w:t>
-        </w:r>
-      </w:hyperlink>
+      <w:r>
+        <w:fldChar w:fldCharType="begin"/>
+      </w:r>
+      <w:r>
+        <w:rPr>
+          <w:lang w:val="en-US"/>
+        </w:rPr>
+        <w:instrText>HYPERLINK "https://podman-desktop.io/docs/ai-lab"</w:instrText>
+      </w:r>
+      <w:r>
+        <w:fldChar w:fldCharType="separate"/>
+      </w:r>
+      <w:proofErr w:type="spellStart"/>
+      <w:r>
+        <w:rPr>
+          <w:rStyle w:val="Hiperligao"/>
+          <w:color w:val="2E75B6"/>
+          <w:lang w:val="en-US"/>
+        </w:rPr>
+        <w:t>Podman</w:t>
+      </w:r>
+      <w:proofErr w:type="spellEnd"/>
+      <w:r>
+        <w:rPr>
+          <w:rStyle w:val="Hiperligao"/>
+          <w:color w:val="2E75B6"/>
+          <w:lang w:val="en-US"/>
+        </w:rPr>
+        <w:t xml:space="preserve"> Desktop AI Lab</w:t>
+      </w:r>
+      <w:r>
+        <w:fldChar w:fldCharType="end"/>
+      </w:r>
     </w:p>
     <w:p>
       <w:pPr>
@@ -7005,18 +7086,31 @@
         </w:rPr>
         <w:t xml:space="preserve">→  </w:t>
       </w:r>
-      <w:hyperlink r:id="rId14" w:history="1">
-        <w:proofErr w:type="spellStart"/>
-        <w:r>
-          <w:rPr>
-            <w:rStyle w:val="Hiperligao"/>
-            <w:color w:val="2E75B6"/>
-            <w:lang w:val="en-US"/>
-          </w:rPr>
-          <w:t>Ramalama</w:t>
-        </w:r>
-        <w:proofErr w:type="spellEnd"/>
-      </w:hyperlink>
+      <w:r>
+        <w:fldChar w:fldCharType="begin"/>
+      </w:r>
+      <w:r>
+        <w:rPr>
+          <w:lang w:val="en-US"/>
+        </w:rPr>
+        <w:instrText>HYPERLINK "https://ramalama.ai/"</w:instrText>
+      </w:r>
+      <w:r>
+        <w:fldChar w:fldCharType="separate"/>
+      </w:r>
+      <w:proofErr w:type="spellStart"/>
+      <w:r>
+        <w:rPr>
+          <w:rStyle w:val="Hiperligao"/>
+          <w:color w:val="2E75B6"/>
+          <w:lang w:val="en-US"/>
+        </w:rPr>
+        <w:t>Ramalama</w:t>
+      </w:r>
+      <w:proofErr w:type="spellEnd"/>
+      <w:r>
+        <w:fldChar w:fldCharType="end"/>
+      </w:r>
     </w:p>
     <w:p>
       <w:pPr>
@@ -7034,7 +7128,7 @@
         </w:rPr>
         <w:t xml:space="preserve">→  </w:t>
       </w:r>
-      <w:hyperlink r:id="rId15" w:history="1">
+      <w:hyperlink r:id="rId9" w:history="1">
         <w:r>
           <w:rPr>
             <w:rStyle w:val="Hiperligao"/>
@@ -7061,34 +7155,47 @@
         </w:rPr>
         <w:t xml:space="preserve">→  </w:t>
       </w:r>
-      <w:hyperlink r:id="rId16" w:history="1">
-        <w:r>
-          <w:rPr>
-            <w:rStyle w:val="Hiperligao"/>
-            <w:color w:val="2E75B6"/>
-            <w:lang w:val="en-US"/>
-          </w:rPr>
-          <w:t xml:space="preserve">Dark Reading: </w:t>
-        </w:r>
-        <w:proofErr w:type="gramStart"/>
-        <w:r>
-          <w:rPr>
-            <w:rStyle w:val="Hiperligao"/>
-            <w:color w:val="2E75B6"/>
-            <w:lang w:val="en-US"/>
-          </w:rPr>
-          <w:t>Open Source</w:t>
-        </w:r>
-        <w:proofErr w:type="gramEnd"/>
-        <w:r>
-          <w:rPr>
-            <w:rStyle w:val="Hiperligao"/>
-            <w:color w:val="2E75B6"/>
-            <w:lang w:val="en-US"/>
-          </w:rPr>
-          <w:t xml:space="preserve"> AI Models Security Risks</w:t>
-        </w:r>
-      </w:hyperlink>
+      <w:r>
+        <w:fldChar w:fldCharType="begin"/>
+      </w:r>
+      <w:r>
+        <w:rPr>
+          <w:lang w:val="en-US"/>
+        </w:rPr>
+        <w:instrText>HYPERLINK "https://www.darkreading.com/cyber-risk/open-source-ai-models-pose-risks-of-malicious-code-vulnerabilities"</w:instrText>
+      </w:r>
+      <w:r>
+        <w:fldChar w:fldCharType="separate"/>
+      </w:r>
+      <w:r>
+        <w:rPr>
+          <w:rStyle w:val="Hiperligao"/>
+          <w:color w:val="2E75B6"/>
+          <w:lang w:val="en-US"/>
+        </w:rPr>
+        <w:t xml:space="preserve">Dark Reading: </w:t>
+      </w:r>
+      <w:proofErr w:type="gramStart"/>
+      <w:r>
+        <w:rPr>
+          <w:rStyle w:val="Hiperligao"/>
+          <w:color w:val="2E75B6"/>
+          <w:lang w:val="en-US"/>
+        </w:rPr>
+        <w:t>Open Source</w:t>
+      </w:r>
+      <w:proofErr w:type="gramEnd"/>
+      <w:r>
+        <w:rPr>
+          <w:rStyle w:val="Hiperligao"/>
+          <w:color w:val="2E75B6"/>
+          <w:lang w:val="en-US"/>
+        </w:rPr>
+        <w:t xml:space="preserve"> AI Models Security Risks</w:t>
+      </w:r>
+      <w:r>
+        <w:fldChar w:fldCharType="end"/>
+      </w:r>
     </w:p>
     <w:p>
       <w:pPr>
@@ -7106,16 +7213,29 @@
         </w:rPr>
         <w:t xml:space="preserve">→  </w:t>
       </w:r>
-      <w:hyperlink r:id="rId17" w:history="1">
-        <w:r>
-          <w:rPr>
-            <w:rStyle w:val="Hiperligao"/>
-            <w:color w:val="2E75B6"/>
-            <w:lang w:val="en-US"/>
-          </w:rPr>
-          <w:t>Slides (Speaker Deck)</w:t>
-        </w:r>
-      </w:hyperlink>
+      <w:r>
+        <w:fldChar w:fldCharType="begin"/>
+      </w:r>
+      <w:r>
+        <w:rPr>
+          <w:lang w:val="en-US"/>
+        </w:rPr>
+        <w:instrText>HYPERLINK "https://speakerdeck.com/kdubois/jcon-local-development-in-the-ai-era"</w:instrText>
+      </w:r>
+      <w:r>
+        <w:fldChar w:fldCharType="separate"/>
+      </w:r>
+      <w:r>
+        <w:rPr>
+          <w:rStyle w:val="Hiperligao"/>
+          <w:color w:val="2E75B6"/>
+          <w:lang w:val="en-US"/>
+        </w:rPr>
+        <w:t>Slides (Speaker Deck)</w:t>
+      </w:r>
+      <w:r>
+        <w:fldChar w:fldCharType="end"/>
+      </w:r>
     </w:p>
     <w:p>
       <w:pPr>
@@ -7133,15 +7253,28 @@
         </w:rPr>
         <w:t xml:space="preserve">→  </w:t>
       </w:r>
-      <w:hyperlink r:id="rId18" w:history="1">
-        <w:r>
-          <w:rPr>
-            <w:rStyle w:val="Hiperligao"/>
-            <w:lang w:val="en-US"/>
-          </w:rPr>
-          <w:t>Can I Run AI locally</w:t>
-        </w:r>
-      </w:hyperlink>
+      <w:r>
+        <w:fldChar w:fldCharType="begin"/>
+      </w:r>
+      <w:r>
+        <w:rPr>
+          <w:lang w:val="en-US"/>
+        </w:rPr>
+        <w:instrText>HYPERLINK "https://www.canirun.ai/"</w:instrText>
+      </w:r>
+      <w:r>
+        <w:fldChar w:fldCharType="separate"/>
+      </w:r>
+      <w:r>
+        <w:rPr>
+          <w:rStyle w:val="Hiperligao"/>
+          <w:lang w:val="en-US"/>
+        </w:rPr>
+        <w:t>Can I Run AI locally</w:t>
+      </w:r>
+      <w:r>
+        <w:fldChar w:fldCharType="end"/>
+      </w:r>
     </w:p>
     <w:p>
       <w:pPr>
@@ -7159,24 +7292,37 @@
         </w:rPr>
         <w:t xml:space="preserve">→  </w:t>
       </w:r>
-      <w:hyperlink r:id="rId19" w:history="1">
-        <w:proofErr w:type="spellStart"/>
-        <w:r>
-          <w:rPr>
-            <w:rStyle w:val="Hiperligao"/>
-            <w:lang w:val="es-ES_tradnl"/>
-          </w:rPr>
-          <w:t>llmfit</w:t>
-        </w:r>
-        <w:proofErr w:type="spellEnd"/>
-        <w:r>
-          <w:rPr>
-            <w:rStyle w:val="Hiperligao"/>
-            <w:lang w:val="es-ES_tradnl"/>
-          </w:rPr>
-          <w:t xml:space="preserve"> — Recomendación de modelos por hardware</w:t>
-        </w:r>
-      </w:hyperlink>
+      <w:r>
+        <w:fldChar w:fldCharType="begin"/>
+      </w:r>
+      <w:r>
+        <w:rPr>
+          <w:lang w:val="es-ES_tradnl"/>
+        </w:rPr>
+        <w:instrText>HYPERLINK "https://github.com/moiSentineL/llmfit"</w:instrText>
+      </w:r>
+      <w:r>
+        <w:fldChar w:fldCharType="separate"/>
+      </w:r>
+      <w:proofErr w:type="spellStart"/>
+      <w:r>
+        <w:rPr>
+          <w:rStyle w:val="Hiperligao"/>
+          <w:lang w:val="es-ES_tradnl"/>
+        </w:rPr>
+        <w:t>llmfit</w:t>
+      </w:r>
+      <w:proofErr w:type="spellEnd"/>
+      <w:r>
+        <w:rPr>
+          <w:rStyle w:val="Hiperligao"/>
+          <w:lang w:val="es-ES_tradnl"/>
+        </w:rPr>
+        <w:t xml:space="preserve"> — Recomendación de modelos por hardware</w:t>
+      </w:r>
+      <w:r>
+        <w:fldChar w:fldCharType="end"/>
+      </w:r>
     </w:p>
     <w:p>
       <w:pPr>
@@ -7194,24 +7340,37 @@
         </w:rPr>
         <w:t xml:space="preserve">→  </w:t>
       </w:r>
-      <w:hyperlink r:id="rId20" w:history="1">
-        <w:proofErr w:type="spellStart"/>
-        <w:r>
-          <w:rPr>
-            <w:rStyle w:val="Hiperligao"/>
-            <w:lang w:val="en-US"/>
-          </w:rPr>
-          <w:t>llmfit</w:t>
-        </w:r>
-        <w:proofErr w:type="spellEnd"/>
-        <w:r>
-          <w:rPr>
-            <w:rStyle w:val="Hiperligao"/>
-            <w:lang w:val="en-US"/>
-          </w:rPr>
-          <w:t xml:space="preserve"> — Stop Guessing Which AI Models Will Run on Your Machine</w:t>
-        </w:r>
-      </w:hyperlink>
+      <w:r>
+        <w:fldChar w:fldCharType="begin"/>
+      </w:r>
+      <w:r>
+        <w:rPr>
+          <w:lang w:val="en-US"/>
+        </w:rPr>
+        <w:instrText>HYPERLINK "https://sudipta-deb.in/2026/03/llmfit-stop-guessing-which-ai-models-will-run-on-your-machine.html"</w:instrText>
+      </w:r>
+      <w:r>
+        <w:fldChar w:fldCharType="separate"/>
+      </w:r>
+      <w:proofErr w:type="spellStart"/>
+      <w:r>
+        <w:rPr>
+          <w:rStyle w:val="Hiperligao"/>
+          <w:lang w:val="en-US"/>
+        </w:rPr>
+        <w:t>llmfit</w:t>
+      </w:r>
+      <w:proofErr w:type="spellEnd"/>
+      <w:r>
+        <w:rPr>
+          <w:rStyle w:val="Hiperligao"/>
+          <w:lang w:val="en-US"/>
+        </w:rPr>
+        <w:t xml:space="preserve"> — Stop Guessing Which AI Models Will Run on Your Machine</w:t>
+      </w:r>
+      <w:r>
+        <w:fldChar w:fldCharType="end"/>
+      </w:r>
     </w:p>
     <w:p>
       <w:pPr>
@@ -8289,7 +8448,19 @@
         <w:rPr>
           <w:lang w:val="es-ES_tradnl"/>
         </w:rPr>
-        <w:t>Antes de existir la biblioteca oficial, el patrón se implementó a mano en dos demos: demo-</w:t>
+        <w:t xml:space="preserve">Antes de </w:t>
+      </w:r>
+      <w:r>
+        <w:rPr>
+          <w:lang w:val="es-ES_tradnl"/>
+        </w:rPr>
+        <w:t>usar</w:t>
+      </w:r>
+      <w:r>
+        <w:rPr>
+          <w:lang w:val="es-ES_tradnl"/>
+        </w:rPr>
+        <w:t xml:space="preserve"> la biblioteca oficial, el patrón se implementó a mano en dos demos: demo-</w:t>
       </w:r>
       <w:proofErr w:type="spellStart"/>
       <w:r>
@@ -9290,10 +9461,21 @@
           </w:tcPr>
           <w:p>
             <w:pPr>
-              <w:pBdr>
-                <w:left w:val="single" w:sz="8" w:space="6" w:color="2E75B6"/>
-              </w:pBdr>
-              <w:spacing w:before="80" w:after="80"/>
+              <w:spacing w:after="40"/>
+              <w:rPr>
+                <w:lang w:val="es-ES"/>
+              </w:rPr>
+            </w:pPr>
+            <w:r>
+              <w:rPr>
+                <w:b/>
+                <w:bCs/>
+                <w:color w:val="1F3864"/>
+                <w:lang w:val="es-ES"/>
+              </w:rPr>
+              <w:t>Modelo: qwen2.5-coder:7b (vía Ollama)</w:t>
+            </w:r>
+            <w:r>
               <w:rPr>
                 <w:i/>
                 <w:iCs/>
@@ -9302,7 +9484,8 @@
                 <w:szCs w:val="20"/>
                 <w:lang w:val="es-ES_tradnl"/>
               </w:rPr>
-            </w:pPr>
+              <w:br/>
+            </w:r>
             <w:r>
               <w:rPr>
                 <w:i/>
@@ -9312,17 +9495,6 @@
                 <w:szCs w:val="20"/>
                 <w:lang w:val="es-ES_tradnl"/>
               </w:rPr>
-              <w:t xml:space="preserve">Modelo: qwen2.5-coder:7b (vía Ollama). </w:t>
-            </w:r>
-            <w:r>
-              <w:rPr>
-                <w:i/>
-                <w:iCs/>
-                <w:color w:val="444444"/>
-                <w:sz w:val="20"/>
-                <w:szCs w:val="20"/>
-                <w:lang w:val="es-ES_tradnl"/>
-              </w:rPr>
               <w:t>Elegido por su buena capacidad de generar HQL correcto a la primera (modelo orientado a código) y por el soporte de salida estructurada JSON. Corre en ~4–5GB RAM en Q4. Spring Boot corre localmente con Maven; Ollama corre nativo o en Docker en el puerto 11434.</w:t>
             </w:r>
           </w:p>
@@ -9338,123 +9510,144 @@
       </w:pPr>
       <w:proofErr w:type="spellStart"/>
       <w:r>
-        <w:rPr>
-          <w:lang w:val="es-ES_tradnl"/>
-        </w:rPr>
         <w:t>Hibernate</w:t>
       </w:r>
       <w:proofErr w:type="spellEnd"/>
       <w:r>
-        <w:rPr>
-          <w:lang w:val="es-ES_tradnl"/>
-        </w:rPr>
-        <w:t xml:space="preserve"> ORM 7.4.1 incorpora este patrón en el propio motor, a través de la interfaz </w:t>
+        <w:t xml:space="preserve"> ORM 7.4.1 incorpora este </w:t>
+      </w:r>
+      <w:proofErr w:type="spellStart"/>
+      <w:r>
+        <w:t>patrón</w:t>
+      </w:r>
+      <w:proofErr w:type="spellEnd"/>
+      <w:r>
+        <w:t xml:space="preserve"> </w:t>
+      </w:r>
+      <w:proofErr w:type="spellStart"/>
+      <w:r>
+        <w:t>en</w:t>
+      </w:r>
+      <w:proofErr w:type="spellEnd"/>
+      <w:r>
+        <w:t xml:space="preserve"> el </w:t>
+      </w:r>
+      <w:proofErr w:type="spellStart"/>
+      <w:r>
+        <w:t>propio</w:t>
+      </w:r>
+      <w:proofErr w:type="spellEnd"/>
+      <w:r>
+        <w:t xml:space="preserve"> motor, a través de la </w:t>
+      </w:r>
+      <w:proofErr w:type="spellStart"/>
+      <w:r>
+        <w:t>interfaz</w:t>
+      </w:r>
+      <w:proofErr w:type="spellEnd"/>
+      <w:r>
+        <w:t xml:space="preserve"> </w:t>
       </w:r>
       <w:proofErr w:type="spellStart"/>
       <w:proofErr w:type="gramStart"/>
       <w:r>
-        <w:rPr>
-          <w:lang w:val="es-ES_tradnl"/>
-        </w:rPr>
         <w:t>org.hibernate</w:t>
       </w:r>
       <w:proofErr w:type="gramEnd"/>
       <w:r>
-        <w:rPr>
-          <w:lang w:val="es-ES_tradnl"/>
-        </w:rPr>
         <w:t>.</w:t>
       </w:r>
       <w:proofErr w:type="gramStart"/>
       <w:r>
-        <w:rPr>
-          <w:lang w:val="es-ES_tradnl"/>
-        </w:rPr>
         <w:t>tool.language</w:t>
       </w:r>
       <w:proofErr w:type="gramEnd"/>
       <w:r>
-        <w:rPr>
-          <w:lang w:val="es-ES_tradnl"/>
-        </w:rPr>
         <w:t>.HibernateAssistant</w:t>
       </w:r>
       <w:proofErr w:type="spellEnd"/>
       <w:r>
-        <w:rPr>
-          <w:lang w:val="es-ES_tradnl"/>
-        </w:rPr>
-        <w:t xml:space="preserve"> y de dos </w:t>
-      </w:r>
-      <w:proofErr w:type="spellStart"/>
-      <w:r>
-        <w:rPr>
-          <w:lang w:val="es-ES_tradnl"/>
-        </w:rPr>
+        <w:t xml:space="preserve"> y </w:t>
+      </w:r>
+      <w:proofErr w:type="gramStart"/>
+      <w:r>
+        <w:t>de dos</w:t>
+      </w:r>
+      <w:proofErr w:type="gramEnd"/>
+      <w:r>
+        <w:t xml:space="preserve"> </w:t>
+      </w:r>
+      <w:proofErr w:type="spellStart"/>
+      <w:r>
         <w:t>serializers</w:t>
       </w:r>
       <w:proofErr w:type="spellEnd"/>
       <w:r>
-        <w:rPr>
-          <w:lang w:val="es-ES_tradnl"/>
-        </w:rPr>
-        <w:t xml:space="preserve"> oficiales: </w:t>
-      </w:r>
-      <w:proofErr w:type="spellStart"/>
-      <w:r>
-        <w:rPr>
-          <w:lang w:val="es-ES_tradnl"/>
-        </w:rPr>
+        <w:t xml:space="preserve"> </w:t>
+      </w:r>
+      <w:proofErr w:type="spellStart"/>
+      <w:r>
+        <w:t>oficiales</w:t>
+      </w:r>
+      <w:proofErr w:type="spellEnd"/>
+      <w:r>
+        <w:t xml:space="preserve">: </w:t>
+      </w:r>
+      <w:proofErr w:type="spellStart"/>
+      <w:r>
         <w:t>MetamodelJsonSerializerImpl</w:t>
       </w:r>
       <w:proofErr w:type="spellEnd"/>
       <w:r>
-        <w:rPr>
-          <w:lang w:val="es-ES_tradnl"/>
-        </w:rPr>
-        <w:t xml:space="preserve"> (metamodelo JPA → </w:t>
-      </w:r>
-      <w:proofErr w:type="spellStart"/>
-      <w:r>
-        <w:rPr>
-          <w:lang w:val="es-ES_tradnl"/>
-        </w:rPr>
+        <w:t xml:space="preserve"> (</w:t>
+      </w:r>
+      <w:proofErr w:type="spellStart"/>
+      <w:r>
+        <w:t>metamodelo</w:t>
+      </w:r>
+      <w:proofErr w:type="spellEnd"/>
+      <w:r>
+        <w:t xml:space="preserve"> JPA → </w:t>
+      </w:r>
+      <w:proofErr w:type="spellStart"/>
+      <w:r>
         <w:t>system</w:t>
       </w:r>
       <w:proofErr w:type="spellEnd"/>
       <w:r>
-        <w:rPr>
-          <w:lang w:val="es-ES_tradnl"/>
-        </w:rPr>
         <w:t xml:space="preserve"> </w:t>
       </w:r>
       <w:proofErr w:type="spellStart"/>
       <w:r>
-        <w:rPr>
-          <w:lang w:val="es-ES_tradnl"/>
-        </w:rPr>
         <w:t>prompt</w:t>
       </w:r>
       <w:proofErr w:type="spellEnd"/>
       <w:r>
-        <w:rPr>
-          <w:lang w:val="es-ES_tradnl"/>
-        </w:rPr>
         <w:t xml:space="preserve">) y </w:t>
       </w:r>
       <w:proofErr w:type="spellStart"/>
       <w:r>
-        <w:rPr>
-          <w:lang w:val="es-ES_tradnl"/>
-        </w:rPr>
         <w:t>ResultsJsonSerializerImpl</w:t>
       </w:r>
       <w:proofErr w:type="spellEnd"/>
       <w:r>
-        <w:rPr>
-          <w:lang w:val="es-ES_tradnl"/>
-        </w:rPr>
-        <w:t xml:space="preserve"> (resultados → JSON, consciente del mapeo). </w:t>
+        <w:t xml:space="preserve"> (resultados → JSON, consciente </w:t>
+      </w:r>
+      <w:proofErr w:type="spellStart"/>
+      <w:r>
+        <w:t>del</w:t>
+      </w:r>
+      <w:proofErr w:type="spellEnd"/>
+      <w:r>
+        <w:t xml:space="preserve"> </w:t>
+      </w:r>
+      <w:proofErr w:type="spellStart"/>
+      <w:r>
+        <w:t>mapeo</w:t>
+      </w:r>
+      <w:proofErr w:type="spellEnd"/>
+      <w:r>
+        <w:t xml:space="preserve">). </w:t>
       </w:r>
       <w:r>
         <w:rPr>
@@ -9518,7 +9711,7 @@
                     <pic:cNvPicPr/>
                   </pic:nvPicPr>
                   <pic:blipFill>
-                    <a:blip r:embed="rId21"/>
+                    <a:blip r:embed="rId10"/>
                     <a:stretch>
                       <a:fillRect/>
                     </a:stretch>
@@ -11047,8 +11240,49 @@
           <w:b/>
           <w:bCs/>
         </w:rPr>
-        <w:t xml:space="preserve"> nace del metamodelo</w:t>
-      </w:r>
+        <w:t xml:space="preserve"> </w:t>
+      </w:r>
+      <w:proofErr w:type="spellStart"/>
+      <w:r>
+        <w:rPr>
+          <w:b/>
+          <w:bCs/>
+        </w:rPr>
+        <w:t>nace</w:t>
+      </w:r>
+      <w:proofErr w:type="spellEnd"/>
+      <w:r>
+        <w:rPr>
+          <w:b/>
+          <w:bCs/>
+        </w:rPr>
+        <w:t xml:space="preserve"> </w:t>
+      </w:r>
+      <w:proofErr w:type="spellStart"/>
+      <w:r>
+        <w:rPr>
+          <w:b/>
+          <w:bCs/>
+        </w:rPr>
+        <w:t>del</w:t>
+      </w:r>
+      <w:proofErr w:type="spellEnd"/>
+      <w:r>
+        <w:rPr>
+          <w:b/>
+          <w:bCs/>
+        </w:rPr>
+        <w:t xml:space="preserve"> </w:t>
+      </w:r>
+      <w:proofErr w:type="spellStart"/>
+      <w:r>
+        <w:rPr>
+          <w:b/>
+          <w:bCs/>
+        </w:rPr>
+        <w:t>metamodelo</w:t>
+      </w:r>
+      <w:proofErr w:type="spellEnd"/>
     </w:p>
     <w:tbl>
       <w:tblPr>
@@ -11581,7 +11815,39 @@
           <w:b/>
           <w:bCs/>
         </w:rPr>
-        <w:t xml:space="preserve"> y ejecución vía SelectionQuery</w:t>
+        <w:t xml:space="preserve"> y </w:t>
+      </w:r>
+      <w:proofErr w:type="spellStart"/>
+      <w:r>
+        <w:rPr>
+          <w:b/>
+          <w:bCs/>
+        </w:rPr>
+        <w:t>ejecución</w:t>
+      </w:r>
+      <w:proofErr w:type="spellEnd"/>
+      <w:r>
+        <w:rPr>
+          <w:b/>
+          <w:bCs/>
+        </w:rPr>
+        <w:t xml:space="preserve"> </w:t>
+      </w:r>
+      <w:proofErr w:type="spellStart"/>
+      <w:r>
+        <w:rPr>
+          <w:b/>
+          <w:bCs/>
+        </w:rPr>
+        <w:t>vía</w:t>
+      </w:r>
+      <w:proofErr w:type="spellEnd"/>
+      <w:r>
+        <w:rPr>
+          <w:b/>
+          <w:bCs/>
+        </w:rPr>
+        <w:t xml:space="preserve"> SelectionQuery</w:t>
       </w:r>
     </w:p>
     <w:tbl>
@@ -13598,6 +13864,9 @@
     <w:p>
       <w:pPr>
         <w:spacing w:before="80" w:after="80" w:line="276" w:lineRule="auto"/>
+        <w:rPr>
+          <w:lang w:val="en-US"/>
+        </w:rPr>
       </w:pPr>
       <w:r>
         <w:rPr>
@@ -13730,18 +13999,7 @@
         <w:rPr>
           <w:lang w:val="es-ES_tradnl"/>
         </w:rPr>
-        <w:t xml:space="preserve">": "..."}. </w:t>
-      </w:r>
-      <w:r>
-        <w:t xml:space="preserve">La memoria </w:t>
-      </w:r>
-      <w:proofErr w:type="spellStart"/>
-      <w:r>
-        <w:t>es</w:t>
-      </w:r>
-      <w:proofErr w:type="spellEnd"/>
-      <w:r>
-        <w:t xml:space="preserve"> el MessageWindowChatMemory de LangChain4j.</w:t>
+        <w:t>": "..."}.</w:t>
       </w:r>
     </w:p>
     <w:p>
@@ -13995,7 +14253,33 @@
         <w:rPr>
           <w:lang w:val="es-ES_tradnl"/>
         </w:rPr>
-        <w:t xml:space="preserve"> de Ollama, preservando el modelo y la temperatura configurados:</w:t>
+        <w:t xml:space="preserve"> de Ollama, preservando </w:t>
+      </w:r>
+      <w:r>
+        <w:rPr>
+          <w:lang w:val="es-ES_tradnl"/>
+        </w:rPr>
+        <w:t xml:space="preserve">las </w:t>
+      </w:r>
+      <w:proofErr w:type="spellStart"/>
+      <w:r>
+        <w:rPr>
+          <w:lang w:val="es-ES_tradnl"/>
+        </w:rPr>
+        <w:t>configur</w:t>
+      </w:r>
+      <w:r>
+        <w:rPr>
+          <w:lang w:val="es-ES_tradnl"/>
+        </w:rPr>
+        <w:t>acones</w:t>
+      </w:r>
+      <w:proofErr w:type="spellEnd"/>
+      <w:r>
+        <w:rPr>
+          <w:lang w:val="es-ES_tradnl"/>
+        </w:rPr>
+        <w:t>:</w:t>
       </w:r>
     </w:p>
     <w:tbl>
@@ -15402,7 +15686,6 @@
         <w:rPr>
           <w:lang w:val="es-ES_tradnl"/>
         </w:rPr>
-        <w:lastRenderedPageBreak/>
         <w:t>SQL generado por el LLM (problemático):</w:t>
       </w:r>
     </w:p>
@@ -15455,6 +15738,7 @@
                 <w:sz w:val="18"/>
                 <w:szCs w:val="18"/>
               </w:rPr>
+              <w:lastRenderedPageBreak/>
               <w:t>-- O LLM tem de adivinhar os nomes das tabelas e colunas</w:t>
             </w:r>
           </w:p>
@@ -15861,7 +16145,15 @@
       </w:r>
       <w:proofErr w:type="spellEnd"/>
       <w:r>
-        <w:t xml:space="preserve"> Assistant (correcto):</w:t>
+        <w:t xml:space="preserve"> </w:t>
+      </w:r>
+      <w:proofErr w:type="spellStart"/>
+      <w:r>
+        <w:t>Assistant</w:t>
+      </w:r>
+      <w:proofErr w:type="spellEnd"/>
+      <w:r>
+        <w:t xml:space="preserve"> (correcto):</w:t>
       </w:r>
     </w:p>
     <w:tbl>
@@ -17169,50 +17461,56 @@
         <w:rPr>
           <w:lang w:val="es-ES_tradnl"/>
         </w:rPr>
+        <w:t>El RAG (</w:t>
+      </w:r>
+      <w:proofErr w:type="spellStart"/>
+      <w:r>
+        <w:rPr>
+          <w:lang w:val="es-ES_tradnl"/>
+        </w:rPr>
+        <w:t>Retrieval</w:t>
+      </w:r>
+      <w:proofErr w:type="spellEnd"/>
+      <w:r>
+        <w:rPr>
+          <w:lang w:val="es-ES_tradnl"/>
+        </w:rPr>
+        <w:t xml:space="preserve"> </w:t>
+      </w:r>
+      <w:proofErr w:type="spellStart"/>
+      <w:r>
+        <w:rPr>
+          <w:lang w:val="es-ES_tradnl"/>
+        </w:rPr>
+        <w:t>Augmented</w:t>
+      </w:r>
+      <w:proofErr w:type="spellEnd"/>
+      <w:r>
+        <w:rPr>
+          <w:lang w:val="es-ES_tradnl"/>
+        </w:rPr>
+        <w:t xml:space="preserve"> </w:t>
+      </w:r>
+      <w:proofErr w:type="spellStart"/>
+      <w:r>
+        <w:rPr>
+          <w:lang w:val="es-ES_tradnl"/>
+        </w:rPr>
+        <w:t>Generation</w:t>
+      </w:r>
+      <w:proofErr w:type="spellEnd"/>
+      <w:r>
+        <w:rPr>
+          <w:lang w:val="es-ES_tradnl"/>
+        </w:rPr>
+        <w:t xml:space="preserve">) resuelve este problema proporcionando al LLM información relevante antes de que responda. En el enfoque clásico, los documentos se </w:t>
+      </w:r>
+      <w:r>
+        <w:rPr>
+          <w:lang w:val="es-ES_tradnl"/>
+        </w:rPr>
         <w:lastRenderedPageBreak/>
-        <w:t>El RAG (</w:t>
-      </w:r>
-      <w:proofErr w:type="spellStart"/>
-      <w:r>
-        <w:rPr>
-          <w:lang w:val="es-ES_tradnl"/>
-        </w:rPr>
-        <w:t>Retrieval</w:t>
-      </w:r>
-      <w:proofErr w:type="spellEnd"/>
-      <w:r>
-        <w:rPr>
-          <w:lang w:val="es-ES_tradnl"/>
-        </w:rPr>
-        <w:t xml:space="preserve"> </w:t>
-      </w:r>
-      <w:proofErr w:type="spellStart"/>
-      <w:r>
-        <w:rPr>
-          <w:lang w:val="es-ES_tradnl"/>
-        </w:rPr>
-        <w:t>Augmented</w:t>
-      </w:r>
-      <w:proofErr w:type="spellEnd"/>
-      <w:r>
-        <w:rPr>
-          <w:lang w:val="es-ES_tradnl"/>
-        </w:rPr>
-        <w:t xml:space="preserve"> </w:t>
-      </w:r>
-      <w:proofErr w:type="spellStart"/>
-      <w:r>
-        <w:rPr>
-          <w:lang w:val="es-ES_tradnl"/>
-        </w:rPr>
-        <w:t>Generation</w:t>
-      </w:r>
-      <w:proofErr w:type="spellEnd"/>
-      <w:r>
-        <w:rPr>
-          <w:lang w:val="es-ES_tradnl"/>
-        </w:rPr>
-        <w:t xml:space="preserve">) resuelve este problema proporcionando al LLM información relevante antes de que responda. En el enfoque clásico, los documentos se convierten en </w:t>
+        <w:t xml:space="preserve">convierten en </w:t>
       </w:r>
       <w:proofErr w:type="spellStart"/>
       <w:r>
@@ -18788,7 +19086,6 @@
                 <w:sz w:val="18"/>
                 <w:szCs w:val="18"/>
               </w:rPr>
-              <w:lastRenderedPageBreak/>
               <w:t xml:space="preserve">  return MAPPER.writeValueAsString(root);</w:t>
             </w:r>
           </w:p>
@@ -18857,6 +19154,7 @@
                 <w:sz w:val="18"/>
                 <w:szCs w:val="18"/>
               </w:rPr>
+              <w:lastRenderedPageBreak/>
               <w:t>// filterTypes(): salta os tipos em hiddenTypes; remove os atributos em hiddenFields</w:t>
             </w:r>
           </w:p>
@@ -20081,42 +20379,42 @@
         <w:rPr>
           <w:lang w:val="es-ES_tradnl"/>
         </w:rPr>
-        <w:t xml:space="preserve"> </w:t>
+        <w:t xml:space="preserve"> construido del metamodelo ya filtrado, </w:t>
+      </w:r>
+      <w:proofErr w:type="spellStart"/>
+      <w:r>
+        <w:rPr>
+          <w:lang w:val="es-ES_tradnl"/>
+        </w:rPr>
+        <w:t>Hibernate</w:t>
+      </w:r>
+      <w:proofErr w:type="spellEnd"/>
+      <w:r>
+        <w:rPr>
+          <w:lang w:val="es-ES_tradnl"/>
+        </w:rPr>
+        <w:t xml:space="preserve"> valida y ejecuta vía </w:t>
+      </w:r>
+      <w:proofErr w:type="spellStart"/>
+      <w:r>
+        <w:rPr>
+          <w:lang w:val="es-ES_tradnl"/>
+        </w:rPr>
+        <w:t>SelectionQuery</w:t>
+      </w:r>
+      <w:proofErr w:type="spellEnd"/>
+      <w:r>
+        <w:rPr>
+          <w:lang w:val="es-ES_tradnl"/>
+        </w:rPr>
+        <w:t xml:space="preserve">, y el LLM </w:t>
       </w:r>
       <w:r>
         <w:rPr>
           <w:lang w:val="es-ES_tradnl"/>
         </w:rPr>
         <w:lastRenderedPageBreak/>
-        <w:t xml:space="preserve">construido del metamodelo ya filtrado, </w:t>
-      </w:r>
-      <w:proofErr w:type="spellStart"/>
-      <w:r>
-        <w:rPr>
-          <w:lang w:val="es-ES_tradnl"/>
-        </w:rPr>
-        <w:t>Hibernate</w:t>
-      </w:r>
-      <w:proofErr w:type="spellEnd"/>
-      <w:r>
-        <w:rPr>
-          <w:lang w:val="es-ES_tradnl"/>
-        </w:rPr>
-        <w:t xml:space="preserve"> valida y ejecuta vía </w:t>
-      </w:r>
-      <w:proofErr w:type="spellStart"/>
-      <w:r>
-        <w:rPr>
-          <w:lang w:val="es-ES_tradnl"/>
-        </w:rPr>
-        <w:t>SelectionQuery</w:t>
-      </w:r>
-      <w:proofErr w:type="spellEnd"/>
-      <w:r>
-        <w:rPr>
-          <w:lang w:val="es-ES_tradnl"/>
-        </w:rPr>
-        <w:t xml:space="preserve">, y el LLM formatea la respuesta en lenguaje natural. Las últimas prueban las dos capas de ocultación y los </w:t>
+        <w:t xml:space="preserve">formatea la respuesta en lenguaje natural. Las últimas prueban las dos capas de ocultación y los </w:t>
       </w:r>
       <w:proofErr w:type="spellStart"/>
       <w:r>
@@ -21532,7 +21830,6 @@
           <w:bCs/>
           <w:lang w:val="es-ES_tradnl"/>
         </w:rPr>
-        <w:lastRenderedPageBreak/>
         <w:t xml:space="preserve">Sin guarda de escritura por </w:t>
       </w:r>
       <w:proofErr w:type="spellStart"/>
@@ -21622,6 +21919,7 @@
           <w:bCs/>
           <w:lang w:val="es-ES_tradnl"/>
         </w:rPr>
+        <w:lastRenderedPageBreak/>
         <w:t>Autocorrección:</w:t>
       </w:r>
       <w:r>
@@ -22281,8 +22579,8 @@
       </w:r>
     </w:p>
     <w:sectPr>
-      <w:headerReference w:type="default" r:id="rId22"/>
-      <w:footerReference w:type="default" r:id="rId23"/>
+      <w:headerReference w:type="default" r:id="rId11"/>
+      <w:footerReference w:type="default" r:id="rId12"/>
       <w:pgSz w:w="11906" w:h="16838"/>
       <w:pgMar w:top="1134" w:right="1134" w:bottom="1134" w:left="1134" w:header="708" w:footer="708" w:gutter="0"/>
       <w:cols w:space="720"/>
